--- a/reports/四川生物医药产业集团创新事业部政策信息简报_20260919.docx
+++ b/reports/四川生物医药产业集团创新事业部政策信息简报_20260919.docx
@@ -357,7 +357,7 @@
                 <w:color w:val="000000"/>
                 <w:sz w:val="24"/>
               </w:rPr>
-              <w:t>四川省药品监督管理局办公室关于加强麻精药品购用和放射性药品使用监督管理工作的通知（川药监办〔2025〕54号）</w:t>
+              <w:t>国家药监局关于发布医疗器械网络销售质量管理规范的公告</w:t>
             </w:r>
           </w:p>
         </w:tc>
@@ -386,7 +386,7 @@
                 <w:color w:val="000000"/>
                 <w:sz w:val="24"/>
               </w:rPr>
-              <w:t>四川省药品监督管理局</w:t>
+              <w:t>国家药监局</w:t>
             </w:r>
           </w:p>
         </w:tc>
@@ -415,7 +415,7 @@
                 <w:color w:val="000000"/>
                 <w:sz w:val="24"/>
               </w:rPr>
-              <w:t>2025-06-11</w:t>
+              <w:t>2025-04-29</w:t>
             </w:r>
           </w:p>
         </w:tc>
@@ -475,7 +475,7 @@
                 <w:color w:val="000000"/>
                 <w:sz w:val="24"/>
               </w:rPr>
-              <w:t>国家医疗保障局办公室关于进一步完善医药价格和招采信用评价制度的通知</w:t>
+              <w:t>国家医保局等部门关于做好当前长期照护师培养培训工作的通知</w:t>
             </w:r>
           </w:p>
         </w:tc>
@@ -504,7 +504,7 @@
                 <w:color w:val="000000"/>
                 <w:sz w:val="24"/>
               </w:rPr>
-              <w:t>国家医保局办公室</w:t>
+              <w:t>国家医保局 教育部 民政部 财政部 人力资源社会保障部 农业农村部 商务部</w:t>
             </w:r>
           </w:p>
         </w:tc>
@@ -533,7 +533,7 @@
                 <w:color w:val="000000"/>
                 <w:sz w:val="24"/>
               </w:rPr>
-              <w:t>2025-06-06</w:t>
+              <w:t>2025-04-25</w:t>
             </w:r>
           </w:p>
         </w:tc>
@@ -593,7 +593,7 @@
                 <w:color w:val="000000"/>
                 <w:sz w:val="24"/>
               </w:rPr>
-              <w:t>民政部 教育部 国家卫生健康委 共青团中央 全国妇联关于开展2025年“润心伴成长，同心护未来”主题活动的通知</w:t>
+              <w:t>人力资源社会保障部 财政部 国家卫生健康委关于全面开展工伤保险跨省异地就医直接结算工作的通知</w:t>
             </w:r>
           </w:p>
         </w:tc>
@@ -622,7 +622,7 @@
                 <w:color w:val="000000"/>
                 <w:sz w:val="24"/>
               </w:rPr>
-              <w:t>国家卫生健康委员会</w:t>
+              <w:t>人力资源社会保障部 财政部 国家卫生健康委</w:t>
             </w:r>
           </w:p>
         </w:tc>
@@ -651,7 +651,7 @@
                 <w:color w:val="000000"/>
                 <w:sz w:val="24"/>
               </w:rPr>
-              <w:t>2025-05-29</w:t>
+              <w:t>2025-04-17</w:t>
             </w:r>
           </w:p>
         </w:tc>
@@ -711,7 +711,7 @@
                 <w:color w:val="000000"/>
                 <w:sz w:val="24"/>
               </w:rPr>
-              <w:t>国家医保局关于公开发布第一批智能监管“两库”规则和知识点的公告</w:t>
+              <w:t>财政部 科技部关于印发《国家重点研发计划资金管理办法》的通知</w:t>
             </w:r>
           </w:p>
         </w:tc>
@@ -740,7 +740,7 @@
                 <w:color w:val="000000"/>
                 <w:sz w:val="24"/>
               </w:rPr>
-              <w:t>国家医保局</w:t>
+              <w:t>国务院政策文件库</w:t>
             </w:r>
           </w:p>
         </w:tc>
@@ -769,7 +769,7 @@
                 <w:color w:val="000000"/>
                 <w:sz w:val="24"/>
               </w:rPr>
-              <w:t>2025-05-24</w:t>
+              <w:t>2025-04-10</w:t>
             </w:r>
           </w:p>
         </w:tc>
@@ -829,7 +829,7 @@
                 <w:color w:val="000000"/>
                 <w:sz w:val="24"/>
               </w:rPr>
-              <w:t>人力资源社会保障部 财政部 国家卫生健康委关于全面开展工伤保险跨省异地就医直接结算　工作的通知</w:t>
+              <w:t>退役军人事务部 教育部 民政部 财政部 住房城乡建设部 国家卫生健康委 国家医保局关于　印发《困难退役军人帮扶援助工作规范》的通知　　困难退役军人帮扶援助工作规范</w:t>
             </w:r>
           </w:p>
         </w:tc>
@@ -887,7 +887,7 @@
                 <w:color w:val="000000"/>
                 <w:sz w:val="24"/>
               </w:rPr>
-              <w:t>2025-05-20</w:t>
+              <w:t>2025-03-30</w:t>
             </w:r>
           </w:p>
         </w:tc>
@@ -947,7 +947,7 @@
                 <w:color w:val="000000"/>
                 <w:sz w:val="24"/>
               </w:rPr>
-              <w:t>关于印发《四川省促进医药健康产业发展若干措施》的通知（川医健机制办发〔2025〕6号）</w:t>
+              <w:t>国务院就业促进和劳动保护工作领导小组关于印发《加力重点领域、重点行业、城乡基层和中小微企业岗位挖潜扩容 支持重点群体就业创业实施方案》的通知</w:t>
             </w:r>
           </w:p>
         </w:tc>
@@ -976,7 +976,7 @@
                 <w:color w:val="000000"/>
                 <w:sz w:val="24"/>
               </w:rPr>
-              <w:t>四川省医药健康产业链协同推进机制办公室</w:t>
+              <w:t>国务院就业促进和劳动保护工作领导小组</w:t>
             </w:r>
           </w:p>
         </w:tc>
@@ -1005,7 +1005,7 @@
                 <w:color w:val="000000"/>
                 <w:sz w:val="24"/>
               </w:rPr>
-              <w:t>2025-05-15</w:t>
+              <w:t>2025-03-27</w:t>
             </w:r>
           </w:p>
         </w:tc>
@@ -1065,7 +1065,7 @@
                 <w:color w:val="000000"/>
                 <w:sz w:val="24"/>
               </w:rPr>
-              <w:t>四川省经济和信息化厅等8部门关于印发《四川省脑机接口及人机交互产业攻坚突破行动计划（2025—2030年）》的通知（川经信信安〔2025〕82号）</w:t>
+              <w:t>国家卫生健康委办公厅关于印发2025年国家医疗质量安全改进目标的通知</w:t>
             </w:r>
           </w:p>
         </w:tc>
@@ -1094,7 +1094,7 @@
                 <w:color w:val="000000"/>
                 <w:sz w:val="24"/>
               </w:rPr>
-              <w:t>四川省经济和信息化厅等8部门</w:t>
+              <w:t>国家卫生健康委办公厅</w:t>
             </w:r>
           </w:p>
         </w:tc>
@@ -1123,7 +1123,7 @@
                 <w:color w:val="000000"/>
                 <w:sz w:val="24"/>
               </w:rPr>
-              <w:t>2025-05-12</w:t>
+              <w:t>2025-03-21</w:t>
             </w:r>
           </w:p>
         </w:tc>
@@ -1225,7 +1225,7 @@
           <w:color w:val="000000"/>
           <w:sz w:val="24"/>
         </w:rPr>
-        <w:t>2. 《四川省药品监督管理局办公室关于加强麻精药品购用和放射性药品使用监督管理工作的通知（川药监办〔2025〕54号）》（发布机关：四川省药品监督管理局，发布日期：2025-06-11）</w:t>
+        <w:t>2. 《国家药监局关于发布医疗器械网络销售质量管理规范的公告》（发布机关：国家药监局，发布日期：2025-04-29）</w:t>
       </w:r>
     </w:p>
     <w:p>
@@ -1242,7 +1242,7 @@
           <w:color w:val="000000"/>
           <w:sz w:val="24"/>
         </w:rPr>
-        <w:t>文件主要内容与核心要点：【四川放射性药品监管落地】“医疗单位使用放射性制剂许可”实施机关调整为省药监局；明确第三、四类《放射性药品使用许可证》核发流程、有效期5年及医疗机构放射性药品购用管理要求。</w:t>
+        <w:t>文件主要内容与核心要点：国家药监局关于发布医疗器械网络销售质量管理规范的公告</w:t>
       </w:r>
       <w:r>
         <w:rPr>
@@ -1263,7 +1263,7 @@
           <w:sz w:val="24"/>
           <w:u w:val="single"/>
         </w:rPr>
-        <w:t>http://yjj.sc.gov.cn/scyjj/c103191/2025/6/11/3658782f59dc429db294ac15510fc94a.shtml</w:t>
+        <w:t>https://www.gov.cn/zhengce/zhengceku/202504/content_7021640.htm</w:t>
       </w:r>
       <w:r>
         <w:rPr>
@@ -1290,7 +1290,7 @@
           <w:color w:val="000000"/>
           <w:sz w:val="24"/>
         </w:rPr>
-        <w:t>3. 《国家医疗保障局办公室关于进一步完善医药价格和招采信用评价制度的通知》（发布机关：国家医保局办公室，发布日期：2025-06-06）</w:t>
+        <w:t>3. 《国家医保局等部门关于做好当前长期照护师培养培训工作的通知》（发布机关：国家医保局 教育部 民政部 财政部 人力资源社会保障部 农业农村部 商务部，发布日期：2025-04-25）</w:t>
       </w:r>
     </w:p>
     <w:p>
@@ -1307,7 +1307,7 @@
           <w:color w:val="000000"/>
           <w:sz w:val="24"/>
         </w:rPr>
-        <w:t>文件主要内容与核心要点：国家医疗保障局办公室关于进一步完善医药价格和招采信用评价制度的通知</w:t>
+        <w:t>文件主要内容与核心要点：国家医保局等部门关于做好当前长期照护师培养培训工作的通知</w:t>
       </w:r>
       <w:r>
         <w:rPr>
@@ -1328,7 +1328,7 @@
           <w:sz w:val="24"/>
           <w:u w:val="single"/>
         </w:rPr>
-        <w:t>https://www.gov.cn/zhengce/zhengceku/202506/content_7026660.htm</w:t>
+        <w:t>https://www.gov.cn/zhengce/zhengceku/202504/content_7020867.htm</w:t>
       </w:r>
       <w:r>
         <w:rPr>
@@ -1355,7 +1355,7 @@
           <w:color w:val="000000"/>
           <w:sz w:val="24"/>
         </w:rPr>
-        <w:t>4. 《民政部 教育部 国家卫生健康委 共青团中央 全国妇联关于开展2025年“润心伴成长，同心护未来”主题活动的通知》（发布机关：国家卫生健康委员会，发布日期：2025-05-29）</w:t>
+        <w:t>4. 《人力资源社会保障部 财政部 国家卫生健康委关于全面开展工伤保险跨省异地就医直接结算工作的通知》（发布机关：人力资源社会保障部 财政部 国家卫生健康委，发布日期：2025-04-17）</w:t>
       </w:r>
     </w:p>
     <w:p>
@@ -1372,7 +1372,7 @@
           <w:color w:val="000000"/>
           <w:sz w:val="24"/>
         </w:rPr>
-        <w:t>文件主要内容与核心要点：民政部 教育部 国家卫生健康委 共青团中央 全国妇联关于开展2025年“润心伴成长，同心护未来”主题活动的通知</w:t>
+        <w:t>文件主要内容与核心要点：人力资源社会保障部 财政部 国家卫生健康委关于全面开展工伤保险跨省异地就医直接结算工作的通知</w:t>
       </w:r>
       <w:r>
         <w:rPr>
@@ -1393,7 +1393,7 @@
           <w:sz w:val="24"/>
           <w:u w:val="single"/>
         </w:rPr>
-        <w:t>https://www.gov.cn/zhengce/zhengceku/202505/content_7025723.htm</w:t>
+        <w:t>https://www.gov.cn/zhengce/zhengceku/202504/content_7019317.htm</w:t>
       </w:r>
       <w:r>
         <w:rPr>
@@ -1420,7 +1420,7 @@
           <w:color w:val="000000"/>
           <w:sz w:val="24"/>
         </w:rPr>
-        <w:t>5. 《国家医保局关于公开发布第一批智能监管“两库”规则和知识点的公告》（发布机关：国家医保局，发布日期：2025-05-24）</w:t>
+        <w:t>5. 《财政部 科技部关于印发《国家重点研发计划资金管理办法》的通知》（发布机关：国务院政策文件库，发布日期：2025-04-10）</w:t>
       </w:r>
     </w:p>
     <w:p>
@@ -1437,7 +1437,7 @@
           <w:color w:val="000000"/>
           <w:sz w:val="24"/>
         </w:rPr>
-        <w:t>文件主要内容与核心要点：国家医保局关于公开发布第一批智能监管“两库”规则和知识点的公告</w:t>
+        <w:t>文件主要内容与核心要点：财政部 科技部关于印发《国家重点研发计划资金管理办法》的通知</w:t>
       </w:r>
       <w:r>
         <w:rPr>
@@ -1458,7 +1458,7 @@
           <w:sz w:val="24"/>
           <w:u w:val="single"/>
         </w:rPr>
-        <w:t>https://www.gov.cn/zhengce/zhengceku/202505/content_7025099.htm</w:t>
+        <w:t>https://www.gov.cn/gongbao/2025/issue_11966/202504/content_7017460.html</w:t>
       </w:r>
       <w:r>
         <w:rPr>
@@ -1485,7 +1485,7 @@
           <w:color w:val="000000"/>
           <w:sz w:val="24"/>
         </w:rPr>
-        <w:t>6. 《人力资源社会保障部 财政部 国家卫生健康委关于全面开展工伤保险跨省异地就医直接结算　工作的通知》（发布机关：国务院政策文件库，发布日期：2025-05-20）</w:t>
+        <w:t>6. 《退役军人事务部 教育部 民政部 财政部 住房城乡建设部 国家卫生健康委 国家医保局关于　印发《困难退役军人帮扶援助工作规范》的通知　　困难退役军人帮扶援助工作规范》（发布机关：国务院政策文件库，发布日期：2025-03-30）</w:t>
       </w:r>
     </w:p>
     <w:p>
@@ -1502,7 +1502,7 @@
           <w:color w:val="000000"/>
           <w:sz w:val="24"/>
         </w:rPr>
-        <w:t>文件主要内容与核心要点：人力资源社会保障部 财政部 国家卫生健康委关于全面开展工伤保险跨省异地就医直接结算　工作的通知</w:t>
+        <w:t>文件主要内容与核心要点：退役军人事务部 教育部 民政部 财政部 住房城乡建设部 国家卫生健康委 国家医保局关于　印发《困难退役军人帮扶援助工作规范》的通知　　困难退役军人帮扶援助工作规范</w:t>
       </w:r>
       <w:r>
         <w:rPr>
@@ -1523,7 +1523,7 @@
           <w:sz w:val="24"/>
           <w:u w:val="single"/>
         </w:rPr>
-        <w:t>https://www.gov.cn/gongbao/2025/issue_12046/202505/content_7023966.html</w:t>
+        <w:t>https://www.gov.cn/gongbao/2025/issue_11946/202503/content_7015854.html</w:t>
       </w:r>
       <w:r>
         <w:rPr>
@@ -1550,7 +1550,7 @@
           <w:color w:val="000000"/>
           <w:sz w:val="24"/>
         </w:rPr>
-        <w:t>7. 《关于印发《四川省促进医药健康产业发展若干措施》的通知（川医健机制办发〔2025〕6号）》（发布机关：四川省医药健康产业链协同推进机制办公室，发布日期：2025-05-15）</w:t>
+        <w:t>7. 《国务院就业促进和劳动保护工作领导小组关于印发《加力重点领域、重点行业、城乡基层和中小微企业岗位挖潜扩容 支持重点群体就业创业实施方案》的通知》（发布机关：国务院就业促进和劳动保护工作领导小组，发布日期：2025-03-27）</w:t>
       </w:r>
     </w:p>
     <w:p>
@@ -1567,7 +1567,7 @@
           <w:color w:val="000000"/>
           <w:sz w:val="24"/>
         </w:rPr>
-        <w:t>文件主要内容与核心要点：【四川医药产业申报要点】“1+6”产业链（核医疗、生物医药、医疗器械、现代中药、医疗美容、体育）5方面21条措施：科研揭榜单项支持最高2000万元、创新核药最高1000万元；创新药械优先特别审查专班服务、创新药15个工作日完成挂网审核；打造人工智能产品临床示范应用场景。有效期三年。</w:t>
+        <w:t>文件主要内容与核心要点：行业稳增长工作方案，研究保持制造业合理比重投入机制，落实“两重”、“两新”政策，稳住制造业就业规模。持续开展先进制造业促就业行动，实施制造业重点产业链高质量发展行动，培育智能装备、电子信息、生物医药、</w:t>
       </w:r>
       <w:r>
         <w:rPr>
@@ -1588,7 +1588,7 @@
           <w:sz w:val="24"/>
           <w:u w:val="single"/>
         </w:rPr>
-        <w:t>https://wsjkw.sc.gov.cn/scwsjkw/qtwj/2025/5/15/22861efa98134ba7b358fa9fd932ae53.shtml</w:t>
+        <w:t>https://www.gov.cn/zhengce/zhengceku/202503/content_7015975.htm</w:t>
       </w:r>
       <w:r>
         <w:rPr>
@@ -1615,7 +1615,7 @@
           <w:color w:val="000000"/>
           <w:sz w:val="24"/>
         </w:rPr>
-        <w:t>8. 《四川省经济和信息化厅等8部门关于印发《四川省脑机接口及人机交互产业攻坚突破行动计划（2025—2030年）》的通知（川经信信安〔2025〕82号）》（发布机关：四川省经济和信息化厅等8部门，发布日期：2025-05-12）</w:t>
+        <w:t>8. 《国家卫生健康委办公厅关于印发2025年国家医疗质量安全改进目标的通知》（发布机关：国家卫生健康委办公厅，发布日期：2025-03-21）</w:t>
       </w:r>
     </w:p>
     <w:p>
@@ -1632,7 +1632,7 @@
           <w:color w:val="000000"/>
           <w:sz w:val="24"/>
         </w:rPr>
-        <w:t>文件主要内容与核心要点：【四川脑机接口顶层文件】到2027年完成3款侵入式和5款非侵入式脑机接口产品研发及医疗器械注册、实施省内首例侵入式脑机接口手术；到2030年侵入式手术3000例/年、引育10家链主企业；依托华西医院、省人民医院加快临床试验，支持成都创建制造业创新中心。</w:t>
+        <w:t>文件主要内容与核心要点：国家卫生健康委办公厅关于印发2025年国家医疗质量安全改进目标的通知</w:t>
       </w:r>
       <w:r>
         <w:rPr>
@@ -1653,7 +1653,7 @@
           <w:sz w:val="24"/>
           <w:u w:val="single"/>
         </w:rPr>
-        <w:t>https://jxt.sc.gov.cn/scjxt/qtwj/2025/5/12/4367ef5fac5e4167a2cea0e580bec456.shtml</w:t>
+        <w:t>https://www.gov.cn/zhengce/zhengceku/202503/content_7014945.htm</w:t>
       </w:r>
       <w:r>
         <w:rPr>
